--- a/fanfic/ffn_upload/ch24.docx
+++ b/fanfic/ffn_upload/ch24.docx
@@ -284,7 +284,7 @@
         <w:pStyle w:val="BodyText"/>
       </w:pPr>
       <w:r>
-        <w:t xml:space="preserve">She knew that mark. Not from the Holonet, which had shown only a grainy security still and a designation. She knew it because Anakin had sat on the edge of their bed at three in the morning, two months ago, and told her about the trooper who had tried to kill the Chancellor and gone down a refinery shaft.</w:t>
+        <w:t xml:space="preserve">She knew that mark. Not from the Holonet, which had shown only a grainy security still and a designation. She knew it because Anakin had sat on the edge of their bed at three in the morning, six weeks ago, and told her about the trooper with the five inked at his temple who had tried to kill the Chancellor and gone down a refinery shaft.</w:t>
       </w:r>
       <w:r>
         <w:t xml:space="preserve"> </w:t>
@@ -613,6 +613,14 @@
         <w:pStyle w:val="BodyText"/>
       </w:pPr>
       <w:r>
+        <w:t xml:space="preserve">How they had reached her door she had already pieced together between Fives’s sentences: Hondo’s scow coming in under someone else’s transponder code, a berth in the Undercroft where, Ventress said, nobody asked questions she hadn’t already paid for, freight lifts, and the gap in her own Guard’s rotation. What she could not piece together was why.</w:t>
+      </w:r>
+    </w:p>
+    <w:p>
+      <w:pPr>
+        <w:pStyle w:val="BodyText"/>
+      </w:pPr>
+      <w:r>
         <w:t xml:space="preserve">“</w:t>
       </w:r>
       <w:r>
@@ -1086,7 +1094,7 @@
         <w:t xml:space="preserve">“</w:t>
       </w:r>
       <w:r>
-        <w:t xml:space="preserve">A dead dealer who described green, patterned hands to her and wanted two thousand credits for a recording nobody’s found. A bruise I never saw. The way Barriss’s hand shook.</w:t>
+        <w:t xml:space="preserve">A dead dealer who described green, patterned hands to her and wanted two thousand credits for a recording nobody’s found. A fighting style I couldn’t place until I let myself. The way Barriss’s hand shook.</w:t>
       </w:r>
       <w:r>
         <w:t xml:space="preserve">”</w:t>
@@ -1167,7 +1175,7 @@
         <w:t xml:space="preserve">“</w:t>
       </w:r>
       <w:r>
-        <w:t xml:space="preserve">Rex stuffed it in the bottom of my kit bag at Berth Nine without telling me. I found it on the Gravel Saint, under the bacta.</w:t>
+        <w:t xml:space="preserve">Rex found it at the top of the shaft after I went down. Carried it around for weeks without telling anybody, then handed it to me at Berth Nine wrapped in a shirt.</w:t>
       </w:r>
       <w:r>
         <w:t xml:space="preserve">”</w:t>
@@ -1626,7 +1634,7 @@
         <w:pStyle w:val="BodyText"/>
       </w:pPr>
       <w:r>
-        <w:t xml:space="preserve">Padmé herself would come last. Ahsoka was firm: she would not be in the building when Barriss arrived. She would come down by public lift and transit after second hour, cloaked and alone, and climb the service stair to Fives in the gantry. If a red blade lit, she would not move toward it. If Fives said run, she would run.</w:t>
+        <w:t xml:space="preserve">Padmé herself would come last. Ahsoka was firm: she would not travel with them, and she would not set foot on the warehouse floor. She would come down by public lift and transit after second hour, cloaked and alone, and climb the service stair to Fives in the gantry. If a red blade lit, she would not move toward it. If Fives said run, she would run.</w:t>
       </w:r>
     </w:p>
     <w:p>
@@ -1715,7 +1723,7 @@
         <w:t xml:space="preserve">in position</w:t>
       </w:r>
       <w:r>
-        <w:t xml:space="preserve">. Ventress watched this with the expression of a woman watching children play at soldiers. Then Fives went to lie down on the couch with his fever shot and his eyes closed, and Ventress went out onto the veranda to glare at the city, and Padmé and Ahsoka were alone at the table with the helmet between them.</w:t>
+        <w:t xml:space="preserve">. Ventress watched this with the expression of a woman watching children play at soldiers. Then Fives went to lie down on the couch with the last of Rex’s fever shots in him and his eyes closed, and Ventress went out onto the veranda to glare at the city, and Padmé and Ahsoka were alone at the table with the helmet between them.</w:t>
       </w:r>
     </w:p>
     <w:p>
@@ -2234,7 +2242,7 @@
         <w:pStyle w:val="BodyText"/>
       </w:pPr>
       <w:r>
-        <w:t xml:space="preserve">He took her hand and turned it over, very gently, with the mechanical one. He looked at the patch for a long moment, and something passed behind his face that she couldn’t read — a memory, she thought; something from somewhere else. Then he raised her hand and pressed his lips to the edge of the patch.</w:t>
+        <w:t xml:space="preserve">He took her hand and turned it over, very gently, with the mechanical one. He studied the patch longer than a kettle burn deserved, and something passed behind his face that she couldn’t read — a memory, she thought; something from somewhere else. Then he raised her hand and pressed his lips to the edge of the patch.</w:t>
       </w:r>
     </w:p>
     <w:p>
